--- a/Arquitectura de Sistemas Computacionales/Clases/Clase 1 - Introduccion a arquitecturas cloud/Taller Clase 1 — Ficha y boceto CloudLite App.docx
+++ b/Arquitectura de Sistemas Computacionales/Clases/Clase 1 - Introduccion a arquitecturas cloud/Taller Clase 1 — Ficha y boceto CloudLite App.docx
@@ -176,7 +176,7 @@
           <w:color w:val="2B2B2B"/>
           <w:sz w:val="22"/>
         </w:rPr>
-        <w:t>Ficha PI de 5 bloques + C4 Context en Mermaid renderizado en ExamLab (boceto previo en Excalidraw/draw.io)</w:t>
+        <w:t>Ficha PI de 5 bloques + C4 Context en Mermaid renderizado en la plataforma (boceto previo en Excalidraw/draw.io)</w:t>
       </w:r>
     </w:p>
     <w:p>
@@ -296,7 +296,7 @@
           <w:color w:val="2B2B2B"/>
           <w:sz w:val="22"/>
         </w:rPr>
-        <w:t>renderizar en ExamLab</w:t>
+        <w:t>renderizar en la plataforma del curso</w:t>
       </w:r>
       <w:r>
         <w:rPr>
@@ -335,7 +335,7 @@
           <w:color w:val="2B2B2B"/>
           <w:sz w:val="22"/>
         </w:rPr>
-        <w:t>Padlet · Excalidraw / draw.io</w:t>
+        <w:t>Navegador · editor de diagramas del curso · boceto libre (papel o Excalidraw) opcional</w:t>
       </w:r>
     </w:p>
     <w:p>
@@ -576,7 +576,7 @@
           <w:color w:val="2B2B2B"/>
           <w:sz w:val="22"/>
         </w:rPr>
-        <w:t>☐ ¿El diagrama quedó pegado como Mermaid y renderizado en ExamLab (no solo como imagen)?</w:t>
+        <w:t>☐ ¿El diagrama quedó pegado como Mermaid y renderizado en la plataforma (no solo como imagen)?</w:t>
       </w:r>
     </w:p>
     <w:p>
@@ -726,7 +726,7 @@
           <w:color w:val="2B2B2B"/>
           <w:sz w:val="21"/>
         </w:rPr>
-        <w:t>No. Dibújalo en Excalidraw o draw.io y pide a una IA que lo traduzca a Mermaid; tú revisas el resultado y lo pegas en ExamLab. Lo que se califica es el diagrama renderizado en la plataforma, no la imagen.</w:t>
+        <w:t>No. Dibújalo en Excalidraw o draw.io y pide a una IA que lo traduzca a Mermaid; tú revisas el resultado y lo pegas en la plataforma del curso. Lo que se califica es el diagrama renderizado en la plataforma, no la imagen.</w:t>
       </w:r>
     </w:p>
     <w:p>
@@ -876,7 +876,7 @@
           <w:color w:val="2B2B2B"/>
           <w:sz w:val="22"/>
         </w:rPr>
-        <w:t>Entrega en ExamLab (https://uniaj.examlab.workers.dev/ · módulo Talleres). Las preguntas de hoy son parte de UNA sola actividad, compartida con las Clases 2, 3 y 4: se guarda el avance de hoy y la actividad se entrega completa el domingo 23:59 de la semana de la Clase 4. No hay entrega este domingo. Un envío por estudiante.</w:t>
+        <w:t>Entrega en la plataforma del curso (la plataforma del curso · módulo Talleres). Las preguntas de hoy son parte de UNA sola actividad, compartida con las Clases 2, 3 y 4: se guarda el avance de hoy y la actividad se entrega completa el domingo 23:59 de la semana de la Clase 4. No hay entrega este domingo. Un envío por estudiante.</w:t>
       </w:r>
     </w:p>
     <w:p>
@@ -892,7 +892,7 @@
           <w:color w:val="2B2B2B"/>
           <w:sz w:val="22"/>
         </w:rPr>
-        <w:t>La entrega oficial se hace respondiendo las preguntas abiertas del taller dentro de ExamLab (https://uniaj.examlab.workers.dev/). El documento/ficha en Word o Google Docs es opcional, solo para que el estudiante conserve sus respuestas; lo que califica es lo que quede escrito en las preguntas de ExamLab.</w:t>
+        <w:t>La entrega oficial se hace respondiendo las preguntas abiertas del taller en la plataforma del curso. El documento/ficha en Word o Google Docs es opcional, solo para que el estudiante conserve sus respuestas; lo que califica es lo que quede escrito en las preguntas de la actividad.</w:t>
       </w:r>
     </w:p>
     <w:p>
@@ -907,7 +907,7 @@
           <w:color w:val="095292"/>
           <w:sz w:val="24"/>
         </w:rPr>
-        <w:t>11. Qué vas a resolver en ExamLab</w:t>
+        <w:t>11. Qué vas a resolver en la plataforma del curso</w:t>
       </w:r>
     </w:p>
     <w:p>
@@ -922,7 +922,7 @@
           <w:color w:val="2B2B2B"/>
           <w:sz w:val="22"/>
         </w:rPr>
-        <w:t>Las preguntas 1 a 4 de la actividad del Corte 1, que es una sola para las Clases 1 a 4. El estudiante sale con el dominio de CloudLite cerrado en una ficha de cinco bloques y con el diagrama C4 Context renderizado dentro de ExamLab, que es la semilla de todos los diagramas del semestre.</w:t>
+        <w:t>Las preguntas 1 a 4 de la actividad del Corte 1, que es una sola para las Clases 1 a 4. El estudiante sale con el dominio de CloudLite cerrado en una ficha de cinco bloques y con el diagrama C4 Context renderizado en la plataforma del curso, que es la semilla de todos los diagramas del semestre.</w:t>
       </w:r>
     </w:p>
     <w:p>
@@ -937,7 +937,7 @@
           <w:color w:val="2B2B2B"/>
           <w:sz w:val="22"/>
         </w:rPr>
-        <w:t>El taller se resuelve y se entrega en ExamLab (https://uniaj.examlab.workers.dev/), en el modulo Talleres. Son 4 preguntas y suman 25 puntos. Lo que sigue es lo que vas a encontrar en cada una, para que sepas de antemano en que forma se responde:</w:t>
+        <w:t>El taller se resuelve y se entrega en la plataforma del curso, en el modulo Talleres. Son 4 preguntas y suman 25 puntos. Lo que sigue es lo que vas a encontrar en cada una, para que sepas de antemano en que forma se responde:</w:t>
       </w:r>
     </w:p>
     <w:p>
@@ -1158,7 +1158,7 @@
           <w:color w:val="2B2B2B"/>
           <w:sz w:val="22"/>
         </w:rPr>
-        <w:t>3. Pega y renderiza en ExamLab:</w:t>
+        <w:t>3. Pega y renderiza en la plataforma del curso:</w:t>
       </w:r>
       <w:r>
         <w:rPr>
@@ -1167,7 +1167,7 @@
           <w:color w:val="2B2B2B"/>
           <w:sz w:val="22"/>
         </w:rPr>
-        <w:t xml:space="preserve"> Pega ese codigo en la caja de texto de la pregunta y mira como lo dibuja la plataforma. Si no renderiza, corrige ahi mismo: lo que se califica es el diagrama renderizado dentro de ExamLab.</w:t>
+        <w:t xml:space="preserve"> Pega ese codigo en la caja de texto de la pregunta y mira como lo dibuja la plataforma. Si no renderiza, corrige ahi mismo: lo que se califica es el diagrama renderizado dentro de la plataforma del curso.</w:t>
       </w:r>
     </w:p>
     <w:p>
@@ -1202,7 +1202,7 @@
           <w:color w:val="2B2B2B"/>
           <w:sz w:val="22"/>
         </w:rPr>
-        <w:t>Si la IA te devuelve algo que no renderiza, no lo pegues tal cual: corrigelo en ExamLab hasta ver el dibujo. Un diagrama que no renderiza no se puede calificar.</w:t>
+        <w:t>Si la IA te devuelve algo que no renderiza, no lo pegues tal cual: corrigelo en la plataforma del curso hasta ver el dibujo. Un diagrama que no renderiza no se puede calificar.</w:t>
       </w:r>
     </w:p>
     <w:p>
@@ -1217,7 +1217,7 @@
           <w:color w:val="2B2B2B"/>
           <w:sz w:val="22"/>
         </w:rPr>
-        <w:t>Cada pregunta trae su propio enunciado completo dentro de la plataforma: puedes resolver el taller leyendo solo ExamLab. Este documento sirve para prepararte y conservar tus respuestas. La actividad es individual; si el docente autoriza trabajo en equipo, la entrega en ExamLab sigue siendo individual.</w:t>
+        <w:t>Cada pregunta trae su propio enunciado completo dentro de la plataforma: puedes resolver el taller leyendo solo la plataforma del curso. Este documento sirve para prepararte y conservar tus respuestas. La actividad es individual; si el docente autoriza trabajo en equipo, la entrega en la plataforma del curso sigue siendo individual.</w:t>
       </w:r>
     </w:p>
     <w:sectPr>
